--- a/pr-preview/pr-109/limit-theorems-tracked-changes.docx
+++ b/pr-preview/pr-109/limit-theorems-tracked-changes.docx
@@ -26,11 +26,11 @@
       </w:pPr>
       <w:ins w:id="2" w:author="PR Preview" w:date="2026-01-01T00:00:00Z">
         <w:r>
-          <w:t xml:space="preserve">Last modified: 2026-10-12 16:45:13 (PDT)</w:t>
+          <w:t xml:space="preserve">Last modified: 2026-10-12 17:23:50 (PDT)</w:t>
         </w:r>
       </w:ins>
     </w:p>
-    <w:bookmarkStart w:id="35" w:name="sec-clt"/>
+    <w:bookmarkStart w:id="40" w:name="sec-clt"/>
     <w:p>
       <w:pPr>
         <w:pStyle w:val="Heading2"/>
@@ -7574,8 +7574,170 @@
       </w:r>
     </w:p>
     <w:bookmarkEnd w:id="34"/>
-    <w:bookmarkEnd w:id="35"/>
-    <w:bookmarkStart w:id="38" w:name="references"/>
+    <w:tbl>
+      <w:tblPr>
+        <w:tblStyle w:val="Table"/>
+        <w:tblLook w:firstRow="0" w:lastRow="0" w:firstColumn="0" w:lastColumn="0" w:noHBand="0" w:noVBand="0" w:val="0000"/>
+        <w:tblBorders>
+          <w:top w:val="single" w:sz="4" w:space="0" w:color="00A047"/>
+          <w:left w:val="single" w:sz="24" w:space="0" w:color="00A047"/>
+          <w:bottom w:val="single" w:sz="4" w:space="0" w:color="00A047"/>
+          <w:right w:val="single" w:sz="4" w:space="0" w:color="00A047"/>
+        </w:tblBorders>
+        <w:tblCellMar>
+          <w:left w:w="144" w:type="dxa"/>
+          <w:right w:w="144" w:type="dxa"/>
+        </w:tblCellMar>
+        <w:tblLook w:firstRow="0" w:lastRow="0" w:firstColumn="0" w:lastColumn="0" w:noHBand="0" w:noVBand="0" w:val="0000"/>
+      </w:tblPr>
+      <w:tr>
+        <w:trPr>
+          <w:cantSplit/>
+        </w:trPr>
+        <w:tc>
+          <w:tcPr>
+            <w:shd w:color="auto" w:fill="ccf1e3" w:val="clear"/>
+            <w:tcMar>
+              <w:top w:w="92" w:type="dxa"/>
+              <w:bottom w:w="92" w:type="dxa"/>
+            </w:tcMar>
+          </w:tcPr>
+          <w:p>
+            <w:pPr>
+              <w:pStyle w:val="BodyText"/>
+            </w:pPr>
+            <w:pPr>
+              <w:spacing w:before="0" w:after="0"/>
+              <w:textAlignment w:val="center"/>
+            </w:pPr>
+            <w:r>
+              <w:drawing>
+                <wp:inline>
+                  <wp:extent cx="152400" cy="152400"/>
+                  <wp:effectExtent b="0" l="0" r="0" t="0"/>
+                  <wp:docPr descr="" title="" id="36" name="Picture"/>
+                  <a:graphic>
+                    <a:graphicData uri="http://schemas.openxmlformats.org/drawingml/2006/picture">
+                      <pic:pic>
+                        <pic:nvPicPr>
+                          <pic:cNvPr descr="/opt/quarto/share/formats/docx/tip.png" id="37" name="Picture"/>
+                          <pic:cNvPicPr>
+                            <a:picLocks noChangeArrowheads="1" noChangeAspect="1"/>
+                          </pic:cNvPicPr>
+                        </pic:nvPicPr>
+                        <pic:blipFill>
+                          <a:blip r:embed="rId35"/>
+                          <a:stretch>
+                            <a:fillRect/>
+                          </a:stretch>
+                        </pic:blipFill>
+                        <pic:spPr bwMode="auto">
+                          <a:xfrm>
+                            <a:off x="0" y="0"/>
+                            <a:ext cx="152400" cy="152400"/>
+                          </a:xfrm>
+                          <a:prstGeom prst="rect">
+                            <a:avLst/>
+                          </a:prstGeom>
+                          <a:noFill/>
+                          <a:ln w="9525">
+                            <a:noFill/>
+                            <a:headEnd/>
+                            <a:tailEnd/>
+                          </a:ln>
+                        </pic:spPr>
+                      </pic:pic>
+                    </a:graphicData>
+                  </a:graphic>
+                </wp:inline>
+              </w:drawing>
+            </w:r>
+            <w:r>
+              <w:t xml:space="preserve"> </w:t>
+            </w:r>
+            <w:r>
+              <w:t xml:space="preserve"> </w:t>
+            </w:r>
+            <w:r>
+              <w:t xml:space="preserve">Another explanation</w:t>
+            </w:r>
+          </w:p>
+        </w:tc>
+      </w:tr>
+      <w:tr>
+        <w:trPr>
+          <w:cantSplit/>
+        </w:trPr>
+        <w:tc>
+          <w:tcPr>
+            <w:tcMar>
+              <w:top w:w="108" w:type="dxa"/>
+              <w:bottom w:w="108" w:type="dxa"/>
+            </w:tcMar>
+          </w:tcPr>
+          <w:p>
+            <w:pPr>
+              <w:pStyle w:val="BodyText"/>
+            </w:pPr>
+            <w:pPr>
+              <w:spacing w:before="16" w:after="16"/>
+            </w:pPr>
+            <w:r>
+              <w:t xml:space="preserve">5MinuteAI explains</w:t>
+            </w:r>
+            <w:r>
+              <w:t xml:space="preserve"> </w:t>
+            </w:r>
+            <w:hyperlink r:id="rId38">
+              <w:r>
+                <w:rPr>
+                  <w:rStyle w:val="Hyperlink"/>
+                </w:rPr>
+                <w:t xml:space="preserve">limit theorems</w:t>
+              </w:r>
+            </w:hyperlink>
+            <w:r>
+              <w:t xml:space="preserve"> </w:t>
+            </w:r>
+            <w:r>
+              <w:t xml:space="preserve">and gives a</w:t>
+            </w:r>
+            <w:r>
+              <w:t xml:space="preserve"> </w:t>
+            </w:r>
+            <w:hyperlink r:id="rId39">
+              <w:r>
+                <w:rPr>
+                  <w:rStyle w:val="Hyperlink"/>
+                </w:rPr>
+                <w:t xml:space="preserve">proof of the CLT</w:t>
+              </w:r>
+            </w:hyperlink>
+            <w:r>
+              <w:t xml:space="preserve">,</w:t>
+            </w:r>
+            <w:r>
+              <w:t xml:space="preserve"> </w:t>
+            </w:r>
+            <w:r>
+              <w:t xml:space="preserve">following the University of Washington’s CSE 312</w:t>
+            </w:r>
+            <w:r>
+              <w:t xml:space="preserve"> </w:t>
+            </w:r>
+            <w:r>
+              <w:t xml:space="preserve">(5MinuteAI, n.d.)</w:t>
+            </w:r>
+            <w:r>
+              <w:t xml:space="preserve">.</w:t>
+            </w:r>
+          </w:p>
+          <w:p/>
+        </w:tc>
+      </w:tr>
+    </w:tbl>
+    <w:bookmarkEnd w:id="40"/>
+    <w:bookmarkStart w:id="45" w:name="references"/>
     <w:p>
       <w:pPr>
         <w:pStyle w:val="Heading2"/>
@@ -7584,12 +7746,63 @@
         <w:t xml:space="preserve">References</w:t>
       </w:r>
     </w:p>
-    <w:bookmarkStart w:id="37" w:name="refs"/>
-    <w:bookmarkStart w:id="36" w:name="ref-billingsley1995probability"/>
+    <w:bookmarkStart w:id="44" w:name="refs"/>
+    <w:bookmarkStart w:id="42" w:name="ref-fiveminuteai_probstat"/>
     <w:p>
       <w:pPr>
         <w:pStyle w:val="Bibliography"/>
       </w:pPr>
+      <w:ins w:id="3" w:author="PR Preview" w:date="2026-01-01T00:00:00Z">
+        <w:r>
+          <w:t xml:space="preserve">5MinuteAI. n.d.</w:t>
+        </w:r>
+      </w:ins>
+      <w:ins w:id="4" w:author="PR Preview" w:date="2026-01-01T00:00:00Z">
+        <w:r>
+          <w:t xml:space="preserve"> </w:t>
+        </w:r>
+      </w:ins>
+      <w:ins w:id="5" w:author="PR Preview" w:date="2026-01-01T00:00:00Z">
+        <w:r>
+          <w:rPr>
+            <w:i/>
+            <w:iCs/>
+          </w:rPr>
+          <w:t xml:space="preserve">Probability &amp; Statistics</w:t>
+        </w:r>
+      </w:ins>
+      <w:ins w:id="6" w:author="PR Preview" w:date="2026-01-01T00:00:00Z">
+        <w:r>
+          <w:t xml:space="preserve">. Video playlist on YouTube. Accessed October 12, 2026.</w:t>
+        </w:r>
+      </w:ins>
+      <w:ins w:id="7" w:author="PR Preview" w:date="2026-01-01T00:00:00Z">
+        <w:r>
+          <w:t xml:space="preserve"> </w:t>
+        </w:r>
+      </w:ins>
+      <w:hyperlink r:id="rId41">
+        <w:ins w:id="8" w:author="PR Preview" w:date="2026-01-01T00:00:00Z">
+          <w:r>
+            <w:rPr>
+              <w:rStyle w:val="Hyperlink"/>
+            </w:rPr>
+            <w:t xml:space="preserve">https://www.youtube.com/playlist?list=PLeB45KifGiuHesi4PALNZSYZFhViVGQJK</w:t>
+          </w:r>
+        </w:ins>
+      </w:hyperlink>
+      <w:ins w:id="9" w:author="PR Preview" w:date="2026-01-01T00:00:00Z">
+        <w:r>
+          <w:t xml:space="preserve">.</w:t>
+        </w:r>
+      </w:ins>
+    </w:p>
+    <w:bookmarkEnd w:id="42"/>
+    <w:bookmarkStart w:id="43" w:name="ref-billingsley1995probability"/>
+    <w:p>
+      <w:pPr>
+        <w:pStyle w:val="Bibliography"/>
+      </w:pPr>
       <w:r>
         <w:t xml:space="preserve">Billingsley, Patrick. 1995.</w:t>
       </w:r>
@@ -7607,9 +7820,9 @@
         <w:t xml:space="preserve">. 3rd ed. Wiley Series in Probability and Mathematical Statistics. Wiley.</w:t>
       </w:r>
     </w:p>
-    <w:bookmarkEnd w:id="36"/>
-    <w:bookmarkEnd w:id="37"/>
-    <w:bookmarkEnd w:id="38"/>
+    <w:bookmarkEnd w:id="43"/>
+    <w:bookmarkEnd w:id="44"/>
+    <w:bookmarkEnd w:id="45"/>
     <w:sectPr>
       <w:footnotePr>
         <w:numRestart w:val="eachSect"/>

--- a/pr-preview/pr-109/limit-theorems-tracked-changes.docx
+++ b/pr-preview/pr-109/limit-theorems-tracked-changes.docx
@@ -26,11 +26,11 @@
       </w:pPr>
       <w:ins w:id="2" w:author="PR Preview" w:date="2026-01-01T00:00:00Z">
         <w:r>
-          <w:t xml:space="preserve">Last modified: 2026-10-12 17:23:50 (PDT)</w:t>
+          <w:t xml:space="preserve">Last modified: 2026-10-12 19:27:50 (PDT)</w:t>
         </w:r>
       </w:ins>
     </w:p>
-    <w:bookmarkStart w:id="40" w:name="sec-clt"/>
+    <w:bookmarkStart w:id="37" w:name="sec-clt"/>
     <w:p>
       <w:pPr>
         <w:pStyle w:val="Heading2"/>
@@ -7574,187 +7574,13 @@
       </w:r>
     </w:p>
     <w:bookmarkEnd w:id="34"/>
-    <w:tbl>
-      <w:tblPr>
-        <w:tblStyle w:val="Table"/>
-        <w:tblLook w:firstRow="0" w:lastRow="0" w:firstColumn="0" w:lastColumn="0" w:noHBand="0" w:noVBand="0" w:val="0000"/>
-        <w:tblBorders>
-          <w:top w:val="single" w:sz="4" w:space="0" w:color="00A047"/>
-          <w:left w:val="single" w:sz="24" w:space="0" w:color="00A047"/>
-          <w:bottom w:val="single" w:sz="4" w:space="0" w:color="00A047"/>
-          <w:right w:val="single" w:sz="4" w:space="0" w:color="00A047"/>
-        </w:tblBorders>
-        <w:tblCellMar>
-          <w:left w:w="144" w:type="dxa"/>
-          <w:right w:w="144" w:type="dxa"/>
-        </w:tblCellMar>
-        <w:tblLook w:firstRow="0" w:lastRow="0" w:firstColumn="0" w:lastColumn="0" w:noHBand="0" w:noVBand="0" w:val="0000"/>
-      </w:tblPr>
-      <w:tr>
-        <w:trPr>
-          <w:cantSplit/>
-        </w:trPr>
-        <w:tc>
-          <w:tcPr>
-            <w:shd w:color="auto" w:fill="ccf1e3" w:val="clear"/>
-            <w:tcMar>
-              <w:top w:w="92" w:type="dxa"/>
-              <w:bottom w:w="92" w:type="dxa"/>
-            </w:tcMar>
-          </w:tcPr>
-          <w:p>
-            <w:pPr>
-              <w:pStyle w:val="BodyText"/>
-            </w:pPr>
-            <w:pPr>
-              <w:spacing w:before="0" w:after="0"/>
-              <w:textAlignment w:val="center"/>
-            </w:pPr>
-            <w:r>
-              <w:drawing>
-                <wp:inline>
-                  <wp:extent cx="152400" cy="152400"/>
-                  <wp:effectExtent b="0" l="0" r="0" t="0"/>
-                  <wp:docPr descr="" title="" id="36" name="Picture"/>
-                  <a:graphic>
-                    <a:graphicData uri="http://schemas.openxmlformats.org/drawingml/2006/picture">
-                      <pic:pic>
-                        <pic:nvPicPr>
-                          <pic:cNvPr descr="/opt/quarto/share/formats/docx/tip.png" id="37" name="Picture"/>
-                          <pic:cNvPicPr>
-                            <a:picLocks noChangeArrowheads="1" noChangeAspect="1"/>
-                          </pic:cNvPicPr>
-                        </pic:nvPicPr>
-                        <pic:blipFill>
-                          <a:blip r:embed="rId35"/>
-                          <a:stretch>
-                            <a:fillRect/>
-                          </a:stretch>
-                        </pic:blipFill>
-                        <pic:spPr bwMode="auto">
-                          <a:xfrm>
-                            <a:off x="0" y="0"/>
-                            <a:ext cx="152400" cy="152400"/>
-                          </a:xfrm>
-                          <a:prstGeom prst="rect">
-                            <a:avLst/>
-                          </a:prstGeom>
-                          <a:noFill/>
-                          <a:ln w="9525">
-                            <a:noFill/>
-                            <a:headEnd/>
-                            <a:tailEnd/>
-                          </a:ln>
-                        </pic:spPr>
-                      </pic:pic>
-                    </a:graphicData>
-                  </a:graphic>
-                </wp:inline>
-              </w:drawing>
-            </w:r>
-            <w:r>
-              <w:t xml:space="preserve"> </w:t>
-            </w:r>
-            <w:r>
-              <w:t xml:space="preserve"> </w:t>
-            </w:r>
-            <w:r>
-              <w:t xml:space="preserve">Another explanation</w:t>
-            </w:r>
-          </w:p>
-        </w:tc>
-      </w:tr>
-      <w:tr>
-        <w:trPr>
-          <w:cantSplit/>
-        </w:trPr>
-        <w:tc>
-          <w:tcPr>
-            <w:tcMar>
-              <w:top w:w="108" w:type="dxa"/>
-              <w:bottom w:w="108" w:type="dxa"/>
-            </w:tcMar>
-          </w:tcPr>
-          <w:p>
-            <w:pPr>
-              <w:pStyle w:val="BodyText"/>
-            </w:pPr>
-            <w:pPr>
-              <w:spacing w:before="16" w:after="16"/>
-            </w:pPr>
-            <w:r>
-              <w:t xml:space="preserve">5MinuteAI explains</w:t>
-            </w:r>
-            <w:r>
-              <w:t xml:space="preserve"> </w:t>
-            </w:r>
-            <w:hyperlink r:id="rId38">
-              <w:r>
-                <w:rPr>
-                  <w:rStyle w:val="Hyperlink"/>
-                </w:rPr>
-                <w:t xml:space="preserve">limit theorems</w:t>
-              </w:r>
-            </w:hyperlink>
-            <w:r>
-              <w:t xml:space="preserve"> </w:t>
-            </w:r>
-            <w:r>
-              <w:t xml:space="preserve">and gives a</w:t>
-            </w:r>
-            <w:r>
-              <w:t xml:space="preserve"> </w:t>
-            </w:r>
-            <w:hyperlink r:id="rId39">
-              <w:r>
-                <w:rPr>
-                  <w:rStyle w:val="Hyperlink"/>
-                </w:rPr>
-                <w:t xml:space="preserve">proof of the CLT</w:t>
-              </w:r>
-            </w:hyperlink>
-            <w:r>
-              <w:t xml:space="preserve">,</w:t>
-            </w:r>
-            <w:r>
-              <w:t xml:space="preserve"> </w:t>
-            </w:r>
-            <w:r>
-              <w:t xml:space="preserve">following the University of Washington’s CSE 312</w:t>
-            </w:r>
-            <w:r>
-              <w:t xml:space="preserve"> </w:t>
-            </w:r>
-            <w:r>
-              <w:t xml:space="preserve">(5MinuteAI, n.d.)</w:t>
-            </w:r>
-            <w:r>
-              <w:t xml:space="preserve">.</w:t>
-            </w:r>
-          </w:p>
-          <w:p/>
-        </w:tc>
-      </w:tr>
-    </w:tbl>
-    <w:bookmarkEnd w:id="40"/>
-    <w:bookmarkStart w:id="45" w:name="references"/>
     <w:p>
       <w:pPr>
-        <w:pStyle w:val="Heading2"/>
-      </w:pPr>
-      <w:r>
-        <w:t xml:space="preserve">References</w:t>
-      </w:r>
-    </w:p>
-    <w:bookmarkStart w:id="44" w:name="refs"/>
-    <w:bookmarkStart w:id="42" w:name="ref-fiveminuteai_probstat"/>
-    <w:p>
-      <w:pPr>
-        <w:pStyle w:val="Bibliography"/>
+        <w:pStyle w:val="BodyText"/>
       </w:pPr>
       <w:ins w:id="3" w:author="PR Preview" w:date="2026-01-01T00:00:00Z">
         <w:r>
-          <w:t xml:space="preserve">5MinuteAI. n.d.</w:t>
+          <w:t xml:space="preserve">5MinuteAI explains</w:t>
         </w:r>
       </w:ins>
       <w:ins w:id="4" w:author="PR Preview" w:date="2026-01-01T00:00:00Z">
@@ -7762,7 +7588,99 @@
           <w:t xml:space="preserve"> </w:t>
         </w:r>
       </w:ins>
-      <w:ins w:id="5" w:author="PR Preview" w:date="2026-01-01T00:00:00Z">
+      <w:hyperlink r:id="rId35">
+        <w:ins w:id="5" w:author="PR Preview" w:date="2026-01-01T00:00:00Z">
+          <w:r>
+            <w:rPr>
+              <w:rStyle w:val="Hyperlink"/>
+            </w:rPr>
+            <w:t xml:space="preserve">limit theorems</w:t>
+          </w:r>
+        </w:ins>
+      </w:hyperlink>
+      <w:ins w:id="6" w:author="PR Preview" w:date="2026-01-01T00:00:00Z">
+        <w:r>
+          <w:t xml:space="preserve"> </w:t>
+        </w:r>
+      </w:ins>
+      <w:ins w:id="7" w:author="PR Preview" w:date="2026-01-01T00:00:00Z">
+        <w:r>
+          <w:t xml:space="preserve">and gives a</w:t>
+        </w:r>
+      </w:ins>
+      <w:ins w:id="8" w:author="PR Preview" w:date="2026-01-01T00:00:00Z">
+        <w:r>
+          <w:t xml:space="preserve"> </w:t>
+        </w:r>
+      </w:ins>
+      <w:hyperlink r:id="rId36">
+        <w:ins w:id="9" w:author="PR Preview" w:date="2026-01-01T00:00:00Z">
+          <w:r>
+            <w:rPr>
+              <w:rStyle w:val="Hyperlink"/>
+            </w:rPr>
+            <w:t xml:space="preserve">proof of the CLT</w:t>
+          </w:r>
+        </w:ins>
+      </w:hyperlink>
+      <w:ins w:id="10" w:author="PR Preview" w:date="2026-01-01T00:00:00Z">
+        <w:r>
+          <w:t xml:space="preserve">,</w:t>
+        </w:r>
+      </w:ins>
+      <w:ins w:id="11" w:author="PR Preview" w:date="2026-01-01T00:00:00Z">
+        <w:r>
+          <w:t xml:space="preserve"> </w:t>
+        </w:r>
+      </w:ins>
+      <w:ins w:id="12" w:author="PR Preview" w:date="2026-01-01T00:00:00Z">
+        <w:r>
+          <w:t xml:space="preserve">following the University of Washington’s CSE 312</w:t>
+        </w:r>
+      </w:ins>
+      <w:ins w:id="13" w:author="PR Preview" w:date="2026-01-01T00:00:00Z">
+        <w:r>
+          <w:t xml:space="preserve"> </w:t>
+        </w:r>
+      </w:ins>
+      <w:ins w:id="14" w:author="PR Preview" w:date="2026-01-01T00:00:00Z">
+        <w:r>
+          <w:t xml:space="preserve">(5MinuteAI, n.d.)</w:t>
+        </w:r>
+      </w:ins>
+      <w:ins w:id="15" w:author="PR Preview" w:date="2026-01-01T00:00:00Z">
+        <w:r>
+          <w:t xml:space="preserve">.</w:t>
+        </w:r>
+      </w:ins>
+    </w:p>
+    <w:bookmarkEnd w:id="37"/>
+    <w:bookmarkStart w:id="42" w:name="references"/>
+    <w:p>
+      <w:pPr>
+        <w:pStyle w:val="Heading2"/>
+      </w:pPr>
+      <w:r>
+        <w:t xml:space="preserve">References</w:t>
+      </w:r>
+    </w:p>
+    <w:bookmarkStart w:id="41" w:name="refs"/>
+    <w:bookmarkStart w:id="39" w:name="ref-fiveminuteai_probstat"/>
+    <w:p>
+      <w:pPr>
+        <w:pStyle w:val="Bibliography"/>
+      </w:pPr>
+      <w:ins w:id="16" w:author="PR Preview" w:date="2026-01-01T00:00:00Z">
+        <w:r>
+          <w:t xml:space="preserve">5MinuteAI. n.d.</w:t>
+        </w:r>
+      </w:ins>
+      <w:ins w:id="17" w:author="PR Preview" w:date="2026-01-01T00:00:00Z">
+        <w:r>
+          <w:t xml:space="preserve"> </w:t>
+        </w:r>
+      </w:ins>
+      <w:ins w:id="18" w:author="PR Preview" w:date="2026-01-01T00:00:00Z">
         <w:r>
           <w:rPr>
             <w:i/>
@@ -7771,18 +7689,18 @@
           <w:t xml:space="preserve">Probability &amp; Statistics</w:t>
         </w:r>
       </w:ins>
-      <w:ins w:id="6" w:author="PR Preview" w:date="2026-01-01T00:00:00Z">
+      <w:ins w:id="19" w:author="PR Preview" w:date="2026-01-01T00:00:00Z">
         <w:r>
           <w:t xml:space="preserve">. Video playlist on YouTube. Accessed October 12, 2026.</w:t>
         </w:r>
       </w:ins>
-      <w:ins w:id="7" w:author="PR Preview" w:date="2026-01-01T00:00:00Z">
+      <w:ins w:id="20" w:author="PR Preview" w:date="2026-01-01T00:00:00Z">
         <w:r>
           <w:t xml:space="preserve"> </w:t>
         </w:r>
       </w:ins>
-      <w:hyperlink r:id="rId41">
-        <w:ins w:id="8" w:author="PR Preview" w:date="2026-01-01T00:00:00Z">
+      <w:hyperlink r:id="rId38">
+        <w:ins w:id="21" w:author="PR Preview" w:date="2026-01-01T00:00:00Z">
           <w:r>
             <w:rPr>
               <w:rStyle w:val="Hyperlink"/>
@@ -7791,14 +7709,14 @@
           </w:r>
         </w:ins>
       </w:hyperlink>
-      <w:ins w:id="9" w:author="PR Preview" w:date="2026-01-01T00:00:00Z">
+      <w:ins w:id="22" w:author="PR Preview" w:date="2026-01-01T00:00:00Z">
         <w:r>
           <w:t xml:space="preserve">.</w:t>
         </w:r>
       </w:ins>
     </w:p>
-    <w:bookmarkEnd w:id="42"/>
-    <w:bookmarkStart w:id="43" w:name="ref-billingsley1995probability"/>
+    <w:bookmarkEnd w:id="39"/>
+    <w:bookmarkStart w:id="40" w:name="ref-billingsley1995probability"/>
     <w:p>
       <w:pPr>
         <w:pStyle w:val="Bibliography"/>
@@ -7820,9 +7738,9 @@
         <w:t xml:space="preserve">. 3rd ed. Wiley Series in Probability and Mathematical Statistics. Wiley.</w:t>
       </w:r>
     </w:p>
-    <w:bookmarkEnd w:id="43"/>
-    <w:bookmarkEnd w:id="44"/>
-    <w:bookmarkEnd w:id="45"/>
+    <w:bookmarkEnd w:id="40"/>
+    <w:bookmarkEnd w:id="41"/>
+    <w:bookmarkEnd w:id="42"/>
     <w:sectPr>
       <w:footnotePr>
         <w:numRestart w:val="eachSect"/>

--- a/pr-preview/pr-109/limit-theorems-tracked-changes.docx
+++ b/pr-preview/pr-109/limit-theorems-tracked-changes.docx
@@ -16,7 +16,7 @@
       </w:pPr>
       <w:del w:id="1" w:author="PR Preview" w:date="2026-01-01T00:00:00Z">
         <w:r>
-          <w:delText xml:space="preserve">Last modified: 2026-10-12 16:25:27 (PDT)</w:delText>
+          <w:delText xml:space="preserve">Last modified: 2026-10-12 20:16:36 (PDT)</w:delText>
         </w:r>
       </w:del>
     </w:p>
@@ -26,7 +26,7 @@
       </w:pPr>
       <w:ins w:id="2" w:author="PR Preview" w:date="2026-01-01T00:00:00Z">
         <w:r>
-          <w:t xml:space="preserve">Last modified: 2026-10-12 19:27:50 (PDT)</w:t>
+          <w:t xml:space="preserve">Last modified: 2026-10-12 20:17:05 (PDT)</w:t>
         </w:r>
       </w:ins>
     </w:p>
